--- a/zrodla/wzor-umowy.docx
+++ b/zrodla/wzor-umowy.docx
@@ -664,6 +664,24 @@
     </w:p>
     <w:p>
       <w:pPr>
+        <w:spacing w:after="100"/>
+      </w:pPr>
+      <w:r>
+        <w:rPr>
+          <w:rFonts w:ascii="Lato" w:cs="Lato" w:eastAsia="Lato" w:hAnsi="Lato"/>
+          <w:b w:val="false"/>
+          <w:bCs w:val="false"/>
+          <w:i w:val="false"/>
+          <w:iCs w:val="false"/>
+          <w:color w:val="1A1712"/>
+          <w:sz w:val="20"/>
+          <w:szCs w:val="20"/>
+        </w:rPr>
+        <w:t xml:space="preserve">albo, gdy Grantobiorcą jest grupa nieformalna działająca samodzielnie: grupą nieformalną ......................................., którą tworzą: ......................................., ......................................., ......................................., zamieszkali w województwie śląskim, reprezentowaną przez ......................................., zwaną dalej Grantobiorcą,</w:t>
+      </w:r>
+    </w:p>
+    <w:p>
+      <w:pPr>
         <w:spacing w:after="200"/>
       </w:pPr>
       <w:r>
@@ -852,6 +870,41 @@
           <w:sz w:val="22"/>
           <w:szCs w:val="22"/>
         </w:rPr>
+        <w:t xml:space="preserve">Grantobiorca oświadcza, że dane podane we wniosku są zgodne ze stanem faktycznym i prawnym, że nie jest wpisany do rejestru podmiotów wykluczonych z możliwości otrzymania środków publicznych, nie zalega z należnościami publicznoprawnymi i nie toczy się wobec niego postępowanie egzekucyjne dotyczące zobowiązań publicznoprawnych. Oświadczenia te stanowią zabezpieczenie umowy w rozumieniu § 18 ust. 3 regulaminu.</w:t>
+      </w:r>
+    </w:p>
+    <w:p>
+      <w:pPr>
+        <w:tabs>
+          <w:tab w:val="left" w:pos="400"/>
+        </w:tabs>
+        <w:spacing w:after="100"/>
+        <w:ind w:left="400" w:hanging="400"/>
+      </w:pPr>
+      <w:r>
+        <w:rPr>
+          <w:rFonts w:ascii="Lato" w:cs="Lato" w:eastAsia="Lato" w:hAnsi="Lato"/>
+          <w:color w:val="1A1712"/>
+          <w:sz w:val="22"/>
+          <w:szCs w:val="22"/>
+        </w:rPr>
+        <w:t xml:space="preserve">5.</w:t>
+      </w:r>
+      <w:r>
+        <w:rPr>
+          <w:rFonts w:ascii="Lato" w:cs="Lato" w:eastAsia="Lato" w:hAnsi="Lato"/>
+          <w:sz w:val="22"/>
+          <w:szCs w:val="22"/>
+        </w:rPr>
+        <w:t xml:space="preserve">	</w:t>
+      </w:r>
+      <w:r>
+        <w:rPr>
+          <w:rFonts w:ascii="Lato" w:cs="Lato" w:eastAsia="Lato" w:hAnsi="Lato"/>
+          <w:color w:val="1A1712"/>
+          <w:sz w:val="22"/>
+          <w:szCs w:val="22"/>
+        </w:rPr>
         <w:t xml:space="preserve">Wskaźniki rezultatu Mikroprojektu oraz harmonogram działań określa wniosek, o którym mowa w ustępie 1. Osiągnięcie wskaźników jest podstawą rozliczenia mikrodotacji.</w:t>
       </w:r>
     </w:p>
@@ -1237,7 +1290,7 @@
           <w:sz w:val="22"/>
           <w:szCs w:val="22"/>
         </w:rPr>
-        <w:t xml:space="preserve">Zmiana terminu realizacji wymaga uprzedniej zgody Operatora wyrażonej w systemie konkursowym i nie może wykraczać poza termin zakończenia zadania publicznego.</w:t>
+        <w:t xml:space="preserve">Zmiana terminów działań w obrębie okresu, o którym mowa w ustępie 1, wymaga uprzedniej zgody Operatora wyrażonej w systemie konkursowym. Okres realizacji nie może wykraczać poza termin zakończenia zadania publicznego.</w:t>
       </w:r>
     </w:p>
     <w:p>
@@ -1342,7 +1395,7 @@
           <w:sz w:val="22"/>
           <w:szCs w:val="22"/>
         </w:rPr>
-        <w:t xml:space="preserve">Przesunięcia między pozycjami budżetu do 20 procent wartości pozycji nie wymagają zgody Operatora. Przesunięcia większe wymagają zgody wyrażonej przed dokonaniem wydatku.</w:t>
+        <w:t xml:space="preserve">Przesunięcia między pozycjami budżetu do 20 procent wartości pozycji nie wymagają zgody Operatora. Przesunięcia większe oraz zmiana zakresu działań wymagają zgody Operatora wyrażonej w systemie konkursowym przed dokonaniem wydatku.</w:t>
       </w:r>
     </w:p>
     <w:p>
@@ -1466,6 +1519,111 @@
           <w:szCs w:val="22"/>
         </w:rPr>
         <w:t xml:space="preserve">6.</w:t>
+      </w:r>
+      <w:r>
+        <w:rPr>
+          <w:rFonts w:ascii="Lato" w:cs="Lato" w:eastAsia="Lato" w:hAnsi="Lato"/>
+          <w:sz w:val="22"/>
+          <w:szCs w:val="22"/>
+        </w:rPr>
+        <w:t xml:space="preserve">	</w:t>
+      </w:r>
+      <w:r>
+        <w:rPr>
+          <w:rFonts w:ascii="Lato" w:cs="Lato" w:eastAsia="Lato" w:hAnsi="Lato"/>
+          <w:color w:val="1A1712"/>
+          <w:sz w:val="22"/>
+          <w:szCs w:val="22"/>
+        </w:rPr>
+        <w:t xml:space="preserve">Rzeczy zakupione ze środków mikrodotacji Grantobiorca nie zbywa przez 5 lat od dnia zakupu. Zgodę na wcześniejsze zbycie może wyrazić Operator, pod warunkiem przeznaczenia uzyskanych środków na cele statutowe Grantobiorcy.</w:t>
+      </w:r>
+    </w:p>
+    <w:p>
+      <w:pPr>
+        <w:tabs>
+          <w:tab w:val="left" w:pos="400"/>
+        </w:tabs>
+        <w:spacing w:after="100"/>
+        <w:ind w:left="400" w:hanging="400"/>
+      </w:pPr>
+      <w:r>
+        <w:rPr>
+          <w:rFonts w:ascii="Lato" w:cs="Lato" w:eastAsia="Lato" w:hAnsi="Lato"/>
+          <w:color w:val="1A1712"/>
+          <w:sz w:val="22"/>
+          <w:szCs w:val="22"/>
+        </w:rPr>
+        <w:t xml:space="preserve">7.</w:t>
+      </w:r>
+      <w:r>
+        <w:rPr>
+          <w:rFonts w:ascii="Lato" w:cs="Lato" w:eastAsia="Lato" w:hAnsi="Lato"/>
+          <w:sz w:val="22"/>
+          <w:szCs w:val="22"/>
+        </w:rPr>
+        <w:t xml:space="preserve">	</w:t>
+      </w:r>
+      <w:r>
+        <w:rPr>
+          <w:rFonts w:ascii="Lato" w:cs="Lato" w:eastAsia="Lato" w:hAnsi="Lato"/>
+          <w:color w:val="1A1712"/>
+          <w:sz w:val="22"/>
+          <w:szCs w:val="22"/>
+        </w:rPr>
+        <w:t xml:space="preserve">Grantobiorca nie pobiera od odbiorców Mikroprojektu żadnych świadczeń pieniężnych. Udział w działaniach jest bezpłatny.</w:t>
+      </w:r>
+    </w:p>
+    <w:p>
+      <w:pPr>
+        <w:tabs>
+          <w:tab w:val="left" w:pos="400"/>
+        </w:tabs>
+        <w:spacing w:after="100"/>
+        <w:ind w:left="400" w:hanging="400"/>
+      </w:pPr>
+      <w:r>
+        <w:rPr>
+          <w:rFonts w:ascii="Lato" w:cs="Lato" w:eastAsia="Lato" w:hAnsi="Lato"/>
+          <w:color w:val="1A1712"/>
+          <w:sz w:val="22"/>
+          <w:szCs w:val="22"/>
+        </w:rPr>
+        <w:t xml:space="preserve">8.</w:t>
+      </w:r>
+      <w:r>
+        <w:rPr>
+          <w:rFonts w:ascii="Lato" w:cs="Lato" w:eastAsia="Lato" w:hAnsi="Lato"/>
+          <w:sz w:val="22"/>
+          <w:szCs w:val="22"/>
+        </w:rPr>
+        <w:t xml:space="preserve">	</w:t>
+      </w:r>
+      <w:r>
+        <w:rPr>
+          <w:rFonts w:ascii="Lato" w:cs="Lato" w:eastAsia="Lato" w:hAnsi="Lato"/>
+          <w:color w:val="1A1712"/>
+          <w:sz w:val="22"/>
+          <w:szCs w:val="22"/>
+        </w:rPr>
+        <w:t xml:space="preserve">Grantobiorca opisuje dowody księgowe Mikroprojektu w sposób trwały, adnotacją o treści określonej w § 23 ust. 7 regulaminu.</w:t>
+      </w:r>
+    </w:p>
+    <w:p>
+      <w:pPr>
+        <w:tabs>
+          <w:tab w:val="left" w:pos="400"/>
+        </w:tabs>
+        <w:spacing w:after="100"/>
+        <w:ind w:left="400" w:hanging="400"/>
+      </w:pPr>
+      <w:r>
+        <w:rPr>
+          <w:rFonts w:ascii="Lato" w:cs="Lato" w:eastAsia="Lato" w:hAnsi="Lato"/>
+          <w:color w:val="1A1712"/>
+          <w:sz w:val="22"/>
+          <w:szCs w:val="22"/>
+        </w:rPr>
+        <w:t xml:space="preserve">9.</w:t>
       </w:r>
       <w:r>
         <w:rPr>
@@ -2042,7 +2200,7 @@
           <w:sz w:val="22"/>
           <w:szCs w:val="22"/>
         </w:rPr>
-        <w:t xml:space="preserve">Grantobiorca prowadzący działania z udziałem małoletnich wdraża standardy ochrony małoletnich zgodnie z ustawą z dnia 13 maja 2016 r. oraz weryfikuje osoby pracujące z małoletnimi w Rejestrze Sprawców Przestępstw na Tle Seksualnym.</w:t>
+        <w:t xml:space="preserve">Grantobiorca prowadzący działania z udziałem małoletnich wdraża standardy ochrony małoletnich zgodnie z ustawą z dnia 13 maja 2016 r. o przeciwdziałaniu zagrożeniom przestępczością na tle seksualnym i ochronie małoletnich oraz weryfikuje osoby pracujące z małoletnimi w Rejestrze Sprawców Przestępstw na Tle Seksualnym.</w:t>
       </w:r>
     </w:p>
     <w:p>
@@ -2322,7 +2480,7 @@
           <w:sz w:val="22"/>
           <w:szCs w:val="22"/>
         </w:rPr>
-        <w:t xml:space="preserve">Grantobiorca składa sprawozdanie końcowe w systemie konkursowym w terminie ....................... , na wzorze stanowiącym załącznik nr 3 do umowy.</w:t>
+        <w:t xml:space="preserve">Grantobiorca składa sprawozdanie końcowe w systemie konkursowym w terminie ....................... , na wzorze stanowiącym załącznik nr 4 do umowy.</w:t>
       </w:r>
     </w:p>
     <w:p>
